--- a/Sahaya Sujith S.docx
+++ b/Sahaya Sujith S.docx
@@ -71,8 +71,6 @@
           <w:t>sahayasujith111@gmail.com</w:t>
         </w:r>
       </w:hyperlink>
-      <w:bookmarkStart w:id="0" w:name="_GoBack"/>
-      <w:bookmarkEnd w:id="0"/>
     </w:p>
     <w:p>
       <w:pPr>
@@ -1432,35 +1430,8 @@
         </w:r>
         <w:proofErr w:type="spellEnd"/>
       </w:hyperlink>
-      <w:r>
-        <w:br/>
-      </w:r>
-      <w:r>
-        <w:rPr>
-          <w:b/>
-        </w:rPr>
-        <w:t>Portfolio:</w:t>
-      </w:r>
-      <w:r>
-        <w:rPr>
-          <w:b/>
-        </w:rPr>
-        <w:t xml:space="preserve"> </w:t>
-      </w:r>
-      <w:r>
-        <w:rPr>
-          <w:b/>
-        </w:rPr>
-        <w:t xml:space="preserve"> </w:t>
-      </w:r>
-      <w:hyperlink r:id="rId8" w:tgtFrame="_new" w:history="1">
-        <w:r>
-          <w:rPr>
-            <w:rStyle w:val="Hyperlink"/>
-          </w:rPr>
-          <w:t>portfolio-three-steel-88.vercel.app</w:t>
-        </w:r>
-      </w:hyperlink>
+      <w:bookmarkStart w:id="0" w:name="_GoBack"/>
+      <w:bookmarkEnd w:id="0"/>
     </w:p>
     <w:sectPr>
       <w:pgSz w:w="11906" w:h="16838" w:code="9"/>
@@ -2926,7 +2897,7 @@
 </file>
 
 <file path=customXml/itemProps1.xml><?xml version="1.0" encoding="utf-8"?>
-<ds:datastoreItem xmlns:ds="http://schemas.openxmlformats.org/officeDocument/2006/customXml" ds:itemID="{9A09A2EF-5E56-4B44-9F26-6F256FCB3233}">
+<ds:datastoreItem xmlns:ds="http://schemas.openxmlformats.org/officeDocument/2006/customXml" ds:itemID="{DABF0879-E7B3-44B2-B8C2-6F70EE3007FF}">
   <ds:schemaRefs>
     <ds:schemaRef ds:uri="http://schemas.openxmlformats.org/officeDocument/2006/bibliography"/>
   </ds:schemaRefs>
